--- a/public/assets/files/niestacjonarne/KPIR.docx
+++ b/public/assets/files/niestacjonarne/KPIR.docx
@@ -523,6 +523,7 @@
                 <w:i w:val="0"/>
                 <w:sz w:val="22"/>
               </w:rPr>
+              <w:t>I</w:t>
             </w:r>
           </w:p>
         </w:tc>
@@ -560,6 +561,7 @@
                 <w:i w:val="0"/>
                 <w:sz w:val="22"/>
               </w:rPr>
+              <w:t>obligatoryjny</w:t>
             </w:r>
           </w:p>
         </w:tc>

--- a/public/assets/files/niestacjonarne/KPIR.docx
+++ b/public/assets/files/niestacjonarne/KPIR.docx
@@ -1156,6 +1156,7 @@
                 <w:i w:val="0"/>
                 <w:sz w:val="22"/>
               </w:rPr>
+              <w:t>Konfiguracja protokołów IoT (MQTT, CoAP, HTTP) w środowisku symulacyjnym; realizacja mikroprojektów; przygotowanie do egzaminu pisemnego.</w:t>
             </w:r>
           </w:p>
         </w:tc>
@@ -1266,7 +1267,97 @@
           <w:tcPr>
             <w:tcW w:type="dxa" w:w="9972"/>
           </w:tcPr>
-          <w:p/>
+          <w:p>
+            <w:pPr>
+              <w:spacing w:before="20" w:after="20"/>
+            </w:pPr>
+            <w:r>
+              <w:rPr>
+                <w:rFonts w:ascii="Aptos" w:hAnsi="Aptos"/>
+                <w:b/>
+                <w:sz w:val="22"/>
+              </w:rPr>
+              <w:t>Wykład:</w:t>
+            </w:r>
+          </w:p>
+          <w:p>
+            <w:pPr>
+              <w:spacing w:before="20" w:after="20"/>
+            </w:pPr>
+            <w:r>
+              <w:rPr>
+                <w:rFonts w:ascii="Aptos" w:hAnsi="Aptos"/>
+                <w:b w:val="0"/>
+                <w:sz w:val="22"/>
+              </w:rPr>
+              <w:t>• wykład z prezentacją multimedialną</w:t>
+            </w:r>
+          </w:p>
+          <w:p>
+            <w:pPr>
+              <w:spacing w:before="20" w:after="20"/>
+            </w:pPr>
+            <w:r>
+              <w:rPr>
+                <w:rFonts w:ascii="Aptos" w:hAnsi="Aptos"/>
+                <w:b w:val="0"/>
+                <w:sz w:val="22"/>
+              </w:rPr>
+              <w:t>• wykład konwersatoryjny (z elementami dyskusji)</w:t>
+            </w:r>
+          </w:p>
+          <w:p>
+            <w:pPr>
+              <w:spacing w:before="20" w:after="20"/>
+            </w:pPr>
+            <w:r>
+              <w:rPr>
+                <w:rFonts w:ascii="Aptos" w:hAnsi="Aptos"/>
+                <w:b/>
+                <w:sz w:val="22"/>
+              </w:rPr>
+              <w:t>Ćwiczenia / Laboratorium:</w:t>
+            </w:r>
+          </w:p>
+          <w:p>
+            <w:pPr>
+              <w:spacing w:before="20" w:after="20"/>
+            </w:pPr>
+            <w:r>
+              <w:rPr>
+                <w:rFonts w:ascii="Aptos" w:hAnsi="Aptos"/>
+                <w:b w:val="0"/>
+                <w:sz w:val="22"/>
+              </w:rPr>
+              <w:t>• rozwiązywanie zadań</w:t>
+            </w:r>
+          </w:p>
+          <w:p>
+            <w:pPr>
+              <w:spacing w:before="20" w:after="20"/>
+            </w:pPr>
+            <w:r>
+              <w:rPr>
+                <w:rFonts w:ascii="Aptos" w:hAnsi="Aptos"/>
+                <w:b w:val="0"/>
+                <w:sz w:val="22"/>
+              </w:rPr>
+              <w:t>• metoda projektów (projekt praktyczny)</w:t>
+            </w:r>
+          </w:p>
+          <w:p>
+            <w:pPr>
+              <w:spacing w:before="20" w:after="20"/>
+            </w:pPr>
+            <w:r>
+              <w:rPr>
+                <w:rFonts w:ascii="Aptos" w:hAnsi="Aptos"/>
+                <w:b w:val="0"/>
+                <w:sz w:val="22"/>
+              </w:rPr>
+              <w:t>• studia przypadków z bazy studiów przypadków opracowanych przez firmy MŚP lub będące efektem staży</w:t>
+            </w:r>
+          </w:p>
         </w:tc>
       </w:tr>
     </w:tbl>
@@ -1517,103 +1608,7 @@
                 <w:rFonts w:ascii="Aptos" w:hAnsi="Aptos"/>
                 <w:sz w:val="22"/>
               </w:rPr>
-              <w:t>1. wykład z elementami dyskusji z prezentacją multimedialną</w:t>
-            </w:r>
-          </w:p>
-          <w:p>
-            <w:pPr>
-              <w:spacing w:before="20" w:after="20"/>
-            </w:pPr>
-            <w:r>
-              <w:rPr>
-                <w:rFonts w:ascii="Aptos" w:hAnsi="Aptos"/>
-                <w:sz w:val="22"/>
-              </w:rPr>
-              <w:t>2. rozwiązywanie zadań</w:t>
-            </w:r>
-          </w:p>
-          <w:p>
-            <w:pPr>
-              <w:spacing w:before="20" w:after="20"/>
-            </w:pPr>
-            <w:r>
-              <w:rPr>
-                <w:rFonts w:ascii="Aptos" w:hAnsi="Aptos"/>
-                <w:sz w:val="22"/>
-              </w:rPr>
-              <w:t>3. analiza przypadków</w:t>
-            </w:r>
-          </w:p>
-          <w:p>
-            <w:pPr>
-              <w:spacing w:before="20" w:after="20"/>
-            </w:pPr>
-            <w:r>
-              <w:rPr>
-                <w:rFonts w:ascii="Aptos" w:hAnsi="Aptos"/>
-                <w:sz w:val="22"/>
-              </w:rPr>
-              <w:t>4. badania symulacyjne</w:t>
-            </w:r>
-          </w:p>
-          <w:p>
-            <w:pPr>
-              <w:spacing w:before="20" w:after="20"/>
-            </w:pPr>
-            <w:r>
-              <w:rPr>
-                <w:rFonts w:ascii="Aptos" w:hAnsi="Aptos"/>
-                <w:sz w:val="22"/>
-              </w:rPr>
-              <w:t>5. Kryteria oceny</w:t>
-            </w:r>
-          </w:p>
-          <w:p>
-            <w:pPr>
-              <w:spacing w:before="20" w:after="20"/>
-            </w:pPr>
-            <w:r>
-              <w:rPr>
-                <w:rFonts w:ascii="Aptos" w:hAnsi="Aptos"/>
-                <w:sz w:val="22"/>
-              </w:rPr>
-              <w:t>6. Laboratorium/</w:t>
-            </w:r>
-          </w:p>
-          <w:p>
-            <w:pPr>
-              <w:spacing w:before="20" w:after="20"/>
-            </w:pPr>
-            <w:r>
-              <w:rPr>
-                <w:rFonts w:ascii="Aptos" w:hAnsi="Aptos"/>
-                <w:sz w:val="22"/>
-              </w:rPr>
-              <w:t>7. - pozytywna ocena za mikroprojekty,</w:t>
-            </w:r>
-          </w:p>
-          <w:p>
-            <w:pPr>
-              <w:spacing w:before="20" w:after="20"/>
-            </w:pPr>
-            <w:r>
-              <w:rPr>
-                <w:rFonts w:ascii="Aptos" w:hAnsi="Aptos"/>
-                <w:sz w:val="22"/>
-              </w:rPr>
-              <w:t>8. - pozytywna ocena za ćwiczenia laboratoryjne,</w:t>
-            </w:r>
-          </w:p>
-          <w:p>
-            <w:pPr>
-              <w:spacing w:before="20" w:after="20"/>
-            </w:pPr>
-            <w:r>
-              <w:rPr>
-                <w:rFonts w:ascii="Aptos" w:hAnsi="Aptos"/>
-                <w:sz w:val="22"/>
-              </w:rPr>
-              <w:t>9. - egzamin pisemny składający się z co najwyżej dziesięciu zadań</w:t>
+              <w:t>1. egzamin pisemny z zadaniami problemowymi</w:t>
             </w:r>
           </w:p>
         </w:tc>
@@ -1630,103 +1625,19 @@
                 <w:rFonts w:ascii="Aptos" w:hAnsi="Aptos"/>
                 <w:sz w:val="22"/>
               </w:rPr>
-              <w:t>1. wykład z elementami dyskusji z prezentacją multimedialną</w:t>
-            </w:r>
-          </w:p>
-          <w:p>
-            <w:pPr>
-              <w:spacing w:before="20" w:after="20"/>
-            </w:pPr>
-            <w:r>
-              <w:rPr>
-                <w:rFonts w:ascii="Aptos" w:hAnsi="Aptos"/>
-                <w:sz w:val="22"/>
-              </w:rPr>
-              <w:t>2. rozwiązywanie zadań</w:t>
-            </w:r>
-          </w:p>
-          <w:p>
-            <w:pPr>
-              <w:spacing w:before="20" w:after="20"/>
-            </w:pPr>
-            <w:r>
-              <w:rPr>
-                <w:rFonts w:ascii="Aptos" w:hAnsi="Aptos"/>
-                <w:sz w:val="22"/>
-              </w:rPr>
-              <w:t>3. analiza przypadków</w:t>
-            </w:r>
-          </w:p>
-          <w:p>
-            <w:pPr>
-              <w:spacing w:before="20" w:after="20"/>
-            </w:pPr>
-            <w:r>
-              <w:rPr>
-                <w:rFonts w:ascii="Aptos" w:hAnsi="Aptos"/>
-                <w:sz w:val="22"/>
-              </w:rPr>
-              <w:t>4. badania symulacyjne</w:t>
-            </w:r>
-          </w:p>
-          <w:p>
-            <w:pPr>
-              <w:spacing w:before="20" w:after="20"/>
-            </w:pPr>
-            <w:r>
-              <w:rPr>
-                <w:rFonts w:ascii="Aptos" w:hAnsi="Aptos"/>
-                <w:sz w:val="22"/>
-              </w:rPr>
-              <w:t>5. Kryteria oceny</w:t>
-            </w:r>
-          </w:p>
-          <w:p>
-            <w:pPr>
-              <w:spacing w:before="20" w:after="20"/>
-            </w:pPr>
-            <w:r>
-              <w:rPr>
-                <w:rFonts w:ascii="Aptos" w:hAnsi="Aptos"/>
-                <w:sz w:val="22"/>
-              </w:rPr>
-              <w:t>6. Laboratorium/</w:t>
-            </w:r>
-          </w:p>
-          <w:p>
-            <w:pPr>
-              <w:spacing w:before="20" w:after="20"/>
-            </w:pPr>
-            <w:r>
-              <w:rPr>
-                <w:rFonts w:ascii="Aptos" w:hAnsi="Aptos"/>
-                <w:sz w:val="22"/>
-              </w:rPr>
-              <w:t>7. - pozytywna ocena za mikroprojekty,</w:t>
-            </w:r>
-          </w:p>
-          <w:p>
-            <w:pPr>
-              <w:spacing w:before="20" w:after="20"/>
-            </w:pPr>
-            <w:r>
-              <w:rPr>
-                <w:rFonts w:ascii="Aptos" w:hAnsi="Aptos"/>
-                <w:sz w:val="22"/>
-              </w:rPr>
-              <w:t>8. - pozytywna ocena za ćwiczenia laboratoryjne,</w:t>
-            </w:r>
-          </w:p>
-          <w:p>
-            <w:pPr>
-              <w:spacing w:before="20" w:after="20"/>
-            </w:pPr>
-            <w:r>
-              <w:rPr>
-                <w:rFonts w:ascii="Aptos" w:hAnsi="Aptos"/>
-                <w:sz w:val="22"/>
-              </w:rPr>
-              <w:t>9. - egzamin pisemny składający się z co najwyżej dziesięciu zadań</w:t>
+              <w:t>1. ocena pracy podczas ćwiczenia</w:t>
+            </w:r>
+          </w:p>
+          <w:p>
+            <w:pPr>
+              <w:spacing w:before="20" w:after="20"/>
+            </w:pPr>
+            <w:r>
+              <w:rPr>
+                <w:rFonts w:ascii="Aptos" w:hAnsi="Aptos"/>
+                <w:sz w:val="22"/>
+              </w:rPr>
+              <w:t>2. raport z wykonanego zadania</w:t>
             </w:r>
           </w:p>
         </w:tc>
@@ -3142,7 +3053,7 @@
                 <w:i w:val="0"/>
                 <w:sz w:val="22"/>
               </w:rPr>
-              <w:t>wykład z elementami dyskusji z prezentacją multimedialną; rozwiązywanie zadań; analiza przypadków; badania symulacyjne; Kryteria oceny; Laboratorium/; - pozytywna ocena za mikroprojekty,; - pozytywna ocena za ćwiczenia laboratoryjne,; - egzamin pisemny składający się z co najwyżej dziesięciu zadań</w:t>
+              <w:t>egzamin pisemny z zadaniami problemowymi; ocena pracy podczas ćwiczenia; raport z wykonanego zadania</w:t>
             </w:r>
           </w:p>
         </w:tc>
@@ -3200,7 +3111,7 @@
                 <w:i w:val="0"/>
                 <w:sz w:val="22"/>
               </w:rPr>
-              <w:t>wykład z elementami dyskusji z prezentacją multimedialną; rozwiązywanie zadań; analiza przypadków; badania symulacyjne; Kryteria oceny; Laboratorium/; - pozytywna ocena za mikroprojekty,; - pozytywna ocena za ćwiczenia laboratoryjne,; - egzamin pisemny składający się z co najwyżej dziesięciu zadań</w:t>
+              <w:t>egzamin pisemny z zadaniami problemowymi; ocena pracy podczas ćwiczenia; raport z wykonanego zadania</w:t>
             </w:r>
           </w:p>
         </w:tc>
@@ -3363,7 +3274,7 @@
                 <w:i w:val="0"/>
                 <w:sz w:val="22"/>
               </w:rPr>
-              <w:t>wykład z elementami dyskusji z prezentacją multimedialną; rozwiązywanie zadań; analiza przypadków; badania symulacyjne; Kryteria oceny; Laboratorium/; - pozytywna ocena za mikroprojekty,; - pozytywna ocena za ćwiczenia laboratoryjne,; - egzamin pisemny składający się z co najwyżej dziesięciu zadań</w:t>
+              <w:t>egzamin pisemny z zadaniami problemowymi; ocena pracy podczas ćwiczenia; raport z wykonanego zadania</w:t>
             </w:r>
           </w:p>
         </w:tc>
@@ -3421,7 +3332,7 @@
                 <w:i w:val="0"/>
                 <w:sz w:val="22"/>
               </w:rPr>
-              <w:t>wykład z elementami dyskusji z prezentacją multimedialną; rozwiązywanie zadań; analiza przypadków; badania symulacyjne; Kryteria oceny; Laboratorium/; - pozytywna ocena za mikroprojekty,; - pozytywna ocena za ćwiczenia laboratoryjne,; - egzamin pisemny składający się z co najwyżej dziesięciu zadań</w:t>
+              <w:t>egzamin pisemny z zadaniami problemowymi; ocena pracy podczas ćwiczenia; raport z wykonanego zadania</w:t>
             </w:r>
           </w:p>
         </w:tc>
@@ -3584,7 +3495,7 @@
                 <w:i w:val="0"/>
                 <w:sz w:val="22"/>
               </w:rPr>
-              <w:t>wykład z elementami dyskusji z prezentacją multimedialną; rozwiązywanie zadań; analiza przypadków; badania symulacyjne; Kryteria oceny; Laboratorium/; - pozytywna ocena za mikroprojekty,; - pozytywna ocena za ćwiczenia laboratoryjne,; - egzamin pisemny składający się z co najwyżej dziesięciu zadań</w:t>
+              <w:t>egzamin pisemny z zadaniami problemowymi; ocena pracy podczas ćwiczenia; raport z wykonanego zadania</w:t>
             </w:r>
           </w:p>
         </w:tc>
@@ -3642,7 +3553,7 @@
                 <w:i w:val="0"/>
                 <w:sz w:val="22"/>
               </w:rPr>
-              <w:t>wykład z elementami dyskusji z prezentacją multimedialną; rozwiązywanie zadań; analiza przypadków; badania symulacyjne; Kryteria oceny; Laboratorium/; - pozytywna ocena za mikroprojekty,; - pozytywna ocena za ćwiczenia laboratoryjne,; - egzamin pisemny składający się z co najwyżej dziesięciu zadań</w:t>
+              <w:t>egzamin pisemny z zadaniami problemowymi; ocena pracy podczas ćwiczenia; raport z wykonanego zadania</w:t>
             </w:r>
           </w:p>
         </w:tc>
@@ -3700,7 +3611,7 @@
                 <w:i w:val="0"/>
                 <w:sz w:val="22"/>
               </w:rPr>
-              <w:t>wykład z elementami dyskusji z prezentacją multimedialną; rozwiązywanie zadań; analiza przypadków; badania symulacyjne; Kryteria oceny; Laboratorium/; - pozytywna ocena za mikroprojekty,; - pozytywna ocena za ćwiczenia laboratoryjne,; - egzamin pisemny składający się z co najwyżej dziesięciu zadań</w:t>
+              <w:t>egzamin pisemny z zadaniami problemowymi; ocena pracy podczas ćwiczenia; raport z wykonanego zadania</w:t>
             </w:r>
           </w:p>
         </w:tc>
@@ -3758,7 +3669,7 @@
                 <w:i w:val="0"/>
                 <w:sz w:val="22"/>
               </w:rPr>
-              <w:t>wykład z elementami dyskusji z prezentacją multimedialną; rozwiązywanie zadań; analiza przypadków; badania symulacyjne; Kryteria oceny; Laboratorium/; - pozytywna ocena za mikroprojekty,; - pozytywna ocena za ćwiczenia laboratoryjne,; - egzamin pisemny składający się z co najwyżej dziesięciu zadań</w:t>
+              <w:t>egzamin pisemny z zadaniami problemowymi; ocena pracy podczas ćwiczenia; raport z wykonanego zadania</w:t>
             </w:r>
           </w:p>
         </w:tc>
@@ -3816,7 +3727,7 @@
                 <w:i w:val="0"/>
                 <w:sz w:val="22"/>
               </w:rPr>
-              <w:t>wykład z elementami dyskusji z prezentacją multimedialną; rozwiązywanie zadań; analiza przypadków; badania symulacyjne; Kryteria oceny; Laboratorium/; - pozytywna ocena za mikroprojekty,; - pozytywna ocena za ćwiczenia laboratoryjne,; - egzamin pisemny składający się z co najwyżej dziesięciu zadań</w:t>
+              <w:t>egzamin pisemny z zadaniami problemowymi; ocena pracy podczas ćwiczenia; raport z wykonanego zadania</w:t>
             </w:r>
           </w:p>
         </w:tc>
@@ -3874,7 +3785,7 @@
                 <w:i w:val="0"/>
                 <w:sz w:val="22"/>
               </w:rPr>
-              <w:t>wykład z elementami dyskusji z prezentacją multimedialną; rozwiązywanie zadań; analiza przypadków; badania symulacyjne; Kryteria oceny; Laboratorium/; - pozytywna ocena za mikroprojekty,; - pozytywna ocena za ćwiczenia laboratoryjne,; - egzamin pisemny składający się z co najwyżej dziesięciu zadań</w:t>
+              <w:t>egzamin pisemny z zadaniami problemowymi; ocena pracy podczas ćwiczenia; raport z wykonanego zadania</w:t>
             </w:r>
           </w:p>
         </w:tc>
@@ -3932,7 +3843,7 @@
                 <w:i w:val="0"/>
                 <w:sz w:val="22"/>
               </w:rPr>
-              <w:t>wykład z elementami dyskusji z prezentacją multimedialną; rozwiązywanie zadań; analiza przypadków; badania symulacyjne; Kryteria oceny; Laboratorium/; - pozytywna ocena za mikroprojekty,; - pozytywna ocena za ćwiczenia laboratoryjne,; - egzamin pisemny składający się z co najwyżej dziesięciu zadań</w:t>
+              <w:t>egzamin pisemny z zadaniami problemowymi; ocena pracy podczas ćwiczenia; raport z wykonanego zadania</w:t>
             </w:r>
           </w:p>
         </w:tc>
@@ -3990,7 +3901,7 @@
                 <w:i w:val="0"/>
                 <w:sz w:val="22"/>
               </w:rPr>
-              <w:t>wykład z elementami dyskusji z prezentacją multimedialną; rozwiązywanie zadań; analiza przypadków; badania symulacyjne; Kryteria oceny; Laboratorium/; - pozytywna ocena za mikroprojekty,; - pozytywna ocena za ćwiczenia laboratoryjne,; - egzamin pisemny składający się z co najwyżej dziesięciu zadań</w:t>
+              <w:t>egzamin pisemny z zadaniami problemowymi; ocena pracy podczas ćwiczenia; raport z wykonanego zadania</w:t>
             </w:r>
           </w:p>
         </w:tc>
@@ -4048,7 +3959,7 @@
                 <w:i w:val="0"/>
                 <w:sz w:val="22"/>
               </w:rPr>
-              <w:t>wykład z elementami dyskusji z prezentacją multimedialną; rozwiązywanie zadań; analiza przypadków; badania symulacyjne; Kryteria oceny; Laboratorium/; - pozytywna ocena za mikroprojekty,; - pozytywna ocena za ćwiczenia laboratoryjne,; - egzamin pisemny składający się z co najwyżej dziesięciu zadań</w:t>
+              <w:t>egzamin pisemny z zadaniami problemowymi; ocena pracy podczas ćwiczenia; raport z wykonanego zadania</w:t>
             </w:r>
           </w:p>
         </w:tc>
@@ -4106,7 +4017,7 @@
                 <w:i w:val="0"/>
                 <w:sz w:val="22"/>
               </w:rPr>
-              <w:t>wykład z elementami dyskusji z prezentacją multimedialną; rozwiązywanie zadań; analiza przypadków; badania symulacyjne; Kryteria oceny; Laboratorium/; - pozytywna ocena za mikroprojekty,; - pozytywna ocena za ćwiczenia laboratoryjne,; - egzamin pisemny składający się z co najwyżej dziesięciu zadań</w:t>
+              <w:t>egzamin pisemny z zadaniami problemowymi; ocena pracy podczas ćwiczenia; raport z wykonanego zadania</w:t>
             </w:r>
           </w:p>
         </w:tc>
@@ -4164,7 +4075,7 @@
                 <w:i w:val="0"/>
                 <w:sz w:val="22"/>
               </w:rPr>
-              <w:t>wykład z elementami dyskusji z prezentacją multimedialną; rozwiązywanie zadań; analiza przypadków; badania symulacyjne; Kryteria oceny; Laboratorium/; - pozytywna ocena za mikroprojekty,; - pozytywna ocena za ćwiczenia laboratoryjne,; - egzamin pisemny składający się z co najwyżej dziesięciu zadań</w:t>
+              <w:t>egzamin pisemny z zadaniami problemowymi; ocena pracy podczas ćwiczenia; raport z wykonanego zadania</w:t>
             </w:r>
           </w:p>
         </w:tc>
@@ -4222,7 +4133,7 @@
                 <w:i w:val="0"/>
                 <w:sz w:val="22"/>
               </w:rPr>
-              <w:t>wykład z elementami dyskusji z prezentacją multimedialną; rozwiązywanie zadań; analiza przypadków; badania symulacyjne; Kryteria oceny; Laboratorium/; - pozytywna ocena za mikroprojekty,; - pozytywna ocena za ćwiczenia laboratoryjne,; - egzamin pisemny składający się z co najwyżej dziesięciu zadań</w:t>
+              <w:t>egzamin pisemny z zadaniami problemowymi; ocena pracy podczas ćwiczenia; raport z wykonanego zadania</w:t>
             </w:r>
           </w:p>
         </w:tc>
@@ -4280,7 +4191,7 @@
                 <w:i w:val="0"/>
                 <w:sz w:val="22"/>
               </w:rPr>
-              <w:t>wykład z elementami dyskusji z prezentacją multimedialną; rozwiązywanie zadań; analiza przypadków; badania symulacyjne; Kryteria oceny; Laboratorium/; - pozytywna ocena za mikroprojekty,; - pozytywna ocena za ćwiczenia laboratoryjne,; - egzamin pisemny składający się z co najwyżej dziesięciu zadań</w:t>
+              <w:t>egzamin pisemny z zadaniami problemowymi; ocena pracy podczas ćwiczenia; raport z wykonanego zadania</w:t>
             </w:r>
           </w:p>
         </w:tc>
@@ -4338,7 +4249,7 @@
                 <w:i w:val="0"/>
                 <w:sz w:val="22"/>
               </w:rPr>
-              <w:t>wykład z elementami dyskusji z prezentacją multimedialną; rozwiązywanie zadań; analiza przypadków; badania symulacyjne; Kryteria oceny; Laboratorium/; - pozytywna ocena za mikroprojekty,; - pozytywna ocena za ćwiczenia laboratoryjne,; - egzamin pisemny składający się z co najwyżej dziesięciu zadań</w:t>
+              <w:t>egzamin pisemny z zadaniami problemowymi; ocena pracy podczas ćwiczenia; raport z wykonanego zadania</w:t>
             </w:r>
           </w:p>
         </w:tc>
@@ -4396,7 +4307,7 @@
                 <w:i w:val="0"/>
                 <w:sz w:val="22"/>
               </w:rPr>
-              <w:t>wykład z elementami dyskusji z prezentacją multimedialną; rozwiązywanie zadań; analiza przypadków; badania symulacyjne; Kryteria oceny; Laboratorium/; - pozytywna ocena za mikroprojekty,; - pozytywna ocena za ćwiczenia laboratoryjne,; - egzamin pisemny składający się z co najwyżej dziesięciu zadań</w:t>
+              <w:t>egzamin pisemny z zadaniami problemowymi; ocena pracy podczas ćwiczenia; raport z wykonanego zadania</w:t>
             </w:r>
           </w:p>
         </w:tc>
@@ -4454,7 +4365,7 @@
                 <w:i w:val="0"/>
                 <w:sz w:val="22"/>
               </w:rPr>
-              <w:t>wykład z elementami dyskusji z prezentacją multimedialną; rozwiązywanie zadań; analiza przypadków; badania symulacyjne; Kryteria oceny; Laboratorium/; - pozytywna ocena za mikroprojekty,; - pozytywna ocena za ćwiczenia laboratoryjne,; - egzamin pisemny składający się z co najwyżej dziesięciu zadań</w:t>
+              <w:t>egzamin pisemny z zadaniami problemowymi; ocena pracy podczas ćwiczenia; raport z wykonanego zadania</w:t>
             </w:r>
           </w:p>
         </w:tc>
@@ -4512,7 +4423,7 @@
                 <w:i w:val="0"/>
                 <w:sz w:val="22"/>
               </w:rPr>
-              <w:t>wykład z elementami dyskusji z prezentacją multimedialną; rozwiązywanie zadań; analiza przypadków; badania symulacyjne; Kryteria oceny; Laboratorium/; - pozytywna ocena za mikroprojekty,; - pozytywna ocena za ćwiczenia laboratoryjne,; - egzamin pisemny składający się z co najwyżej dziesięciu zadań</w:t>
+              <w:t>egzamin pisemny z zadaniami problemowymi; ocena pracy podczas ćwiczenia; raport z wykonanego zadania</w:t>
             </w:r>
           </w:p>
         </w:tc>
@@ -4570,7 +4481,7 @@
                 <w:i w:val="0"/>
                 <w:sz w:val="22"/>
               </w:rPr>
-              <w:t>wykład z elementami dyskusji z prezentacją multimedialną; rozwiązywanie zadań; analiza przypadków; badania symulacyjne; Kryteria oceny; Laboratorium/; - pozytywna ocena za mikroprojekty,; - pozytywna ocena za ćwiczenia laboratoryjne,; - egzamin pisemny składający się z co najwyżej dziesięciu zadań</w:t>
+              <w:t>egzamin pisemny z zadaniami problemowymi; ocena pracy podczas ćwiczenia; raport z wykonanego zadania</w:t>
             </w:r>
           </w:p>
         </w:tc>
@@ -4628,7 +4539,7 @@
                 <w:i w:val="0"/>
                 <w:sz w:val="22"/>
               </w:rPr>
-              <w:t>wykład z elementami dyskusji z prezentacją multimedialną; rozwiązywanie zadań; analiza przypadków; badania symulacyjne; Kryteria oceny; Laboratorium/; - pozytywna ocena za mikroprojekty,; - pozytywna ocena za ćwiczenia laboratoryjne,; - egzamin pisemny składający się z co najwyżej dziesięciu zadań</w:t>
+              <w:t>egzamin pisemny z zadaniami problemowymi; ocena pracy podczas ćwiczenia; raport z wykonanego zadania</w:t>
             </w:r>
           </w:p>
         </w:tc>
@@ -4686,7 +4597,7 @@
                 <w:i w:val="0"/>
                 <w:sz w:val="22"/>
               </w:rPr>
-              <w:t>wykład z elementami dyskusji z prezentacją multimedialną; rozwiązywanie zadań; analiza przypadków; badania symulacyjne; Kryteria oceny; Laboratorium/; - pozytywna ocena za mikroprojekty,; - pozytywna ocena za ćwiczenia laboratoryjne,; - egzamin pisemny składający się z co najwyżej dziesięciu zadań</w:t>
+              <w:t>egzamin pisemny z zadaniami problemowymi; ocena pracy podczas ćwiczenia; raport z wykonanego zadania</w:t>
             </w:r>
           </w:p>
         </w:tc>
@@ -4744,7 +4655,7 @@
                 <w:i w:val="0"/>
                 <w:sz w:val="22"/>
               </w:rPr>
-              <w:t>wykład z elementami dyskusji z prezentacją multimedialną; rozwiązywanie zadań; analiza przypadków; badania symulacyjne; Kryteria oceny; Laboratorium/; - pozytywna ocena za mikroprojekty,; - pozytywna ocena za ćwiczenia laboratoryjne,; - egzamin pisemny składający się z co najwyżej dziesięciu zadań</w:t>
+              <w:t>egzamin pisemny z zadaniami problemowymi; ocena pracy podczas ćwiczenia; raport z wykonanego zadania</w:t>
             </w:r>
           </w:p>
         </w:tc>
@@ -4802,7 +4713,7 @@
                 <w:i w:val="0"/>
                 <w:sz w:val="22"/>
               </w:rPr>
-              <w:t>wykład z elementami dyskusji z prezentacją multimedialną; rozwiązywanie zadań; analiza przypadków; badania symulacyjne; Kryteria oceny; Laboratorium/; - pozytywna ocena za mikroprojekty,; - pozytywna ocena za ćwiczenia laboratoryjne,; - egzamin pisemny składający się z co najwyżej dziesięciu zadań</w:t>
+              <w:t>egzamin pisemny z zadaniami problemowymi; ocena pracy podczas ćwiczenia; raport z wykonanego zadania</w:t>
             </w:r>
           </w:p>
         </w:tc>
@@ -4860,7 +4771,7 @@
                 <w:i w:val="0"/>
                 <w:sz w:val="22"/>
               </w:rPr>
-              <w:t>wykład z elementami dyskusji z prezentacją multimedialną; rozwiązywanie zadań; analiza przypadków; badania symulacyjne; Kryteria oceny; Laboratorium/; - pozytywna ocena za mikroprojekty,; - pozytywna ocena za ćwiczenia laboratoryjne,; - egzamin pisemny składający się z co najwyżej dziesięciu zadań</w:t>
+              <w:t>egzamin pisemny z zadaniami problemowymi; ocena pracy podczas ćwiczenia; raport z wykonanego zadania</w:t>
             </w:r>
           </w:p>
         </w:tc>
@@ -4918,7 +4829,7 @@
                 <w:i w:val="0"/>
                 <w:sz w:val="22"/>
               </w:rPr>
-              <w:t>wykład z elementami dyskusji z prezentacją multimedialną; rozwiązywanie zadań; analiza przypadków; badania symulacyjne; Kryteria oceny; Laboratorium/; - pozytywna ocena za mikroprojekty,; - pozytywna ocena za ćwiczenia laboratoryjne,; - egzamin pisemny składający się z co najwyżej dziesięciu zadań</w:t>
+              <w:t>egzamin pisemny z zadaniami problemowymi; ocena pracy podczas ćwiczenia; raport z wykonanego zadania</w:t>
             </w:r>
           </w:p>
         </w:tc>
@@ -4976,7 +4887,7 @@
                 <w:i w:val="0"/>
                 <w:sz w:val="22"/>
               </w:rPr>
-              <w:t>wykład z elementami dyskusji z prezentacją multimedialną; rozwiązywanie zadań; analiza przypadków; badania symulacyjne; Kryteria oceny; Laboratorium/; - pozytywna ocena za mikroprojekty,; - pozytywna ocena za ćwiczenia laboratoryjne,; - egzamin pisemny składający się z co najwyżej dziesięciu zadań</w:t>
+              <w:t>egzamin pisemny z zadaniami problemowymi; ocena pracy podczas ćwiczenia; raport z wykonanego zadania</w:t>
             </w:r>
           </w:p>
         </w:tc>
@@ -5034,7 +4945,7 @@
                 <w:i w:val="0"/>
                 <w:sz w:val="22"/>
               </w:rPr>
-              <w:t>wykład z elementami dyskusji z prezentacją multimedialną; rozwiązywanie zadań; analiza przypadków; badania symulacyjne; Kryteria oceny; Laboratorium/; - pozytywna ocena za mikroprojekty,; - pozytywna ocena za ćwiczenia laboratoryjne,; - egzamin pisemny składający się z co najwyżej dziesięciu zadań</w:t>
+              <w:t>egzamin pisemny z zadaniami problemowymi; ocena pracy podczas ćwiczenia; raport z wykonanego zadania</w:t>
             </w:r>
           </w:p>
         </w:tc>
@@ -5092,7 +5003,7 @@
                 <w:i w:val="0"/>
                 <w:sz w:val="22"/>
               </w:rPr>
-              <w:t>wykład z elementami dyskusji z prezentacją multimedialną; rozwiązywanie zadań; analiza przypadków; badania symulacyjne; Kryteria oceny; Laboratorium/; - pozytywna ocena za mikroprojekty,; - pozytywna ocena za ćwiczenia laboratoryjne,; - egzamin pisemny składający się z co najwyżej dziesięciu zadań</w:t>
+              <w:t>egzamin pisemny z zadaniami problemowymi; ocena pracy podczas ćwiczenia; raport z wykonanego zadania</w:t>
             </w:r>
           </w:p>
         </w:tc>
@@ -5150,7 +5061,7 @@
                 <w:i w:val="0"/>
                 <w:sz w:val="22"/>
               </w:rPr>
-              <w:t>wykład z elementami dyskusji z prezentacją multimedialną; rozwiązywanie zadań; analiza przypadków; badania symulacyjne; Kryteria oceny; Laboratorium/; - pozytywna ocena za mikroprojekty,; - pozytywna ocena za ćwiczenia laboratoryjne,; - egzamin pisemny składający się z co najwyżej dziesięciu zadań</w:t>
+              <w:t>egzamin pisemny z zadaniami problemowymi; ocena pracy podczas ćwiczenia; raport z wykonanego zadania</w:t>
             </w:r>
           </w:p>
         </w:tc>
@@ -5208,7 +5119,7 @@
                 <w:i w:val="0"/>
                 <w:sz w:val="22"/>
               </w:rPr>
-              <w:t>wykład z elementami dyskusji z prezentacją multimedialną; rozwiązywanie zadań; analiza przypadków; badania symulacyjne; Kryteria oceny; Laboratorium/; - pozytywna ocena za mikroprojekty,; - pozytywna ocena za ćwiczenia laboratoryjne,; - egzamin pisemny składający się z co najwyżej dziesięciu zadań</w:t>
+              <w:t>egzamin pisemny z zadaniami problemowymi; ocena pracy podczas ćwiczenia; raport z wykonanego zadania</w:t>
             </w:r>
           </w:p>
         </w:tc>
@@ -5266,7 +5177,7 @@
                 <w:i w:val="0"/>
                 <w:sz w:val="22"/>
               </w:rPr>
-              <w:t>wykład z elementami dyskusji z prezentacją multimedialną; rozwiązywanie zadań; analiza przypadków; badania symulacyjne; Kryteria oceny; Laboratorium/; - pozytywna ocena za mikroprojekty,; - pozytywna ocena za ćwiczenia laboratoryjne,; - egzamin pisemny składający się z co najwyżej dziesięciu zadań</w:t>
+              <w:t>egzamin pisemny z zadaniami problemowymi; ocena pracy podczas ćwiczenia; raport z wykonanego zadania</w:t>
             </w:r>
           </w:p>
         </w:tc>
@@ -5324,7 +5235,7 @@
                 <w:i w:val="0"/>
                 <w:sz w:val="22"/>
               </w:rPr>
-              <w:t>wykład z elementami dyskusji z prezentacją multimedialną; rozwiązywanie zadań; analiza przypadków; badania symulacyjne; Kryteria oceny; Laboratorium/; - pozytywna ocena za mikroprojekty,; - pozytywna ocena za ćwiczenia laboratoryjne,; - egzamin pisemny składający się z co najwyżej dziesięciu zadań</w:t>
+              <w:t>egzamin pisemny z zadaniami problemowymi; ocena pracy podczas ćwiczenia; raport z wykonanego zadania</w:t>
             </w:r>
           </w:p>
         </w:tc>
@@ -5382,7 +5293,7 @@
                 <w:i w:val="0"/>
                 <w:sz w:val="22"/>
               </w:rPr>
-              <w:t>wykład z elementami dyskusji z prezentacją multimedialną; rozwiązywanie zadań; analiza przypadków; badania symulacyjne; Kryteria oceny; Laboratorium/; - pozytywna ocena za mikroprojekty,; - pozytywna ocena za ćwiczenia laboratoryjne,; - egzamin pisemny składający się z co najwyżej dziesięciu zadań</w:t>
+              <w:t>egzamin pisemny z zadaniami problemowymi; ocena pracy podczas ćwiczenia; raport z wykonanego zadania</w:t>
             </w:r>
           </w:p>
         </w:tc>
@@ -5440,7 +5351,7 @@
                 <w:i w:val="0"/>
                 <w:sz w:val="22"/>
               </w:rPr>
-              <w:t>wykład z elementami dyskusji z prezentacją multimedialną; rozwiązywanie zadań; analiza przypadków; badania symulacyjne; Kryteria oceny; Laboratorium/; - pozytywna ocena za mikroprojekty,; - pozytywna ocena za ćwiczenia laboratoryjne,; - egzamin pisemny składający się z co najwyżej dziesięciu zadań</w:t>
+              <w:t>egzamin pisemny z zadaniami problemowymi; ocena pracy podczas ćwiczenia; raport z wykonanego zadania</w:t>
             </w:r>
           </w:p>
         </w:tc>
@@ -5498,7 +5409,7 @@
                 <w:i w:val="0"/>
                 <w:sz w:val="22"/>
               </w:rPr>
-              <w:t>wykład z elementami dyskusji z prezentacją multimedialną; rozwiązywanie zadań; analiza przypadków; badania symulacyjne; Kryteria oceny; Laboratorium/; - pozytywna ocena za mikroprojekty,; - pozytywna ocena za ćwiczenia laboratoryjne,; - egzamin pisemny składający się z co najwyżej dziesięciu zadań</w:t>
+              <w:t>egzamin pisemny z zadaniami problemowymi; ocena pracy podczas ćwiczenia; raport z wykonanego zadania</w:t>
             </w:r>
           </w:p>
         </w:tc>
@@ -5556,7 +5467,7 @@
                 <w:i w:val="0"/>
                 <w:sz w:val="22"/>
               </w:rPr>
-              <w:t>wykład z elementami dyskusji z prezentacją multimedialną; rozwiązywanie zadań; analiza przypadków; badania symulacyjne; Kryteria oceny; Laboratorium/; - pozytywna ocena za mikroprojekty,; - pozytywna ocena za ćwiczenia laboratoryjne,; - egzamin pisemny składający się z co najwyżej dziesięciu zadań</w:t>
+              <w:t>egzamin pisemny z zadaniami problemowymi; ocena pracy podczas ćwiczenia; raport z wykonanego zadania</w:t>
             </w:r>
           </w:p>
         </w:tc>
@@ -5614,7 +5525,7 @@
                 <w:i w:val="0"/>
                 <w:sz w:val="22"/>
               </w:rPr>
-              <w:t>wykład z elementami dyskusji z prezentacją multimedialną; rozwiązywanie zadań; analiza przypadków; badania symulacyjne; Kryteria oceny; Laboratorium/; - pozytywna ocena za mikroprojekty,; - pozytywna ocena za ćwiczenia laboratoryjne,; - egzamin pisemny składający się z co najwyżej dziesięciu zadań</w:t>
+              <w:t>egzamin pisemny z zadaniami problemowymi; ocena pracy podczas ćwiczenia; raport z wykonanego zadania</w:t>
             </w:r>
           </w:p>
         </w:tc>
@@ -5672,7 +5583,7 @@
                 <w:i w:val="0"/>
                 <w:sz w:val="22"/>
               </w:rPr>
-              <w:t>wykład z elementami dyskusji z prezentacją multimedialną; rozwiązywanie zadań; analiza przypadków; badania symulacyjne; Kryteria oceny; Laboratorium/; - pozytywna ocena za mikroprojekty,; - pozytywna ocena za ćwiczenia laboratoryjne,; - egzamin pisemny składający się z co najwyżej dziesięciu zadań</w:t>
+              <w:t>egzamin pisemny z zadaniami problemowymi; ocena pracy podczas ćwiczenia; raport z wykonanego zadania</w:t>
             </w:r>
           </w:p>
         </w:tc>
@@ -5730,7 +5641,7 @@
                 <w:i w:val="0"/>
                 <w:sz w:val="22"/>
               </w:rPr>
-              <w:t>wykład z elementami dyskusji z prezentacją multimedialną; rozwiązywanie zadań; analiza przypadków; badania symulacyjne; Kryteria oceny; Laboratorium/; - pozytywna ocena za mikroprojekty,; - pozytywna ocena za ćwiczenia laboratoryjne,; - egzamin pisemny składający się z co najwyżej dziesięciu zadań</w:t>
+              <w:t>egzamin pisemny z zadaniami problemowymi; ocena pracy podczas ćwiczenia; raport z wykonanego zadania</w:t>
             </w:r>
           </w:p>
         </w:tc>
@@ -5788,7 +5699,7 @@
                 <w:i w:val="0"/>
                 <w:sz w:val="22"/>
               </w:rPr>
-              <w:t>wykład z elementami dyskusji z prezentacją multimedialną; rozwiązywanie zadań; analiza przypadków; badania symulacyjne; Kryteria oceny; Laboratorium/; - pozytywna ocena za mikroprojekty,; - pozytywna ocena za ćwiczenia laboratoryjne,; - egzamin pisemny składający się z co najwyżej dziesięciu zadań</w:t>
+              <w:t>egzamin pisemny z zadaniami problemowymi; ocena pracy podczas ćwiczenia; raport z wykonanego zadania</w:t>
             </w:r>
           </w:p>
         </w:tc>
@@ -5846,7 +5757,7 @@
                 <w:i w:val="0"/>
                 <w:sz w:val="22"/>
               </w:rPr>
-              <w:t>wykład z elementami dyskusji z prezentacją multimedialną; rozwiązywanie zadań; analiza przypadków; badania symulacyjne; Kryteria oceny; Laboratorium/; - pozytywna ocena za mikroprojekty,; - pozytywna ocena za ćwiczenia laboratoryjne,; - egzamin pisemny składający się z co najwyżej dziesięciu zadań</w:t>
+              <w:t>egzamin pisemny z zadaniami problemowymi; ocena pracy podczas ćwiczenia; raport z wykonanego zadania</w:t>
             </w:r>
           </w:p>
         </w:tc>
@@ -5904,7 +5815,7 @@
                 <w:i w:val="0"/>
                 <w:sz w:val="22"/>
               </w:rPr>
-              <w:t>wykład z elementami dyskusji z prezentacją multimedialną; rozwiązywanie zadań; analiza przypadków; badania symulacyjne; Kryteria oceny; Laboratorium/; - pozytywna ocena za mikroprojekty,; - pozytywna ocena za ćwiczenia laboratoryjne,; - egzamin pisemny składający się z co najwyżej dziesięciu zadań</w:t>
+              <w:t>egzamin pisemny z zadaniami problemowymi; ocena pracy podczas ćwiczenia; raport z wykonanego zadania</w:t>
             </w:r>
           </w:p>
         </w:tc>
@@ -5962,7 +5873,7 @@
                 <w:i w:val="0"/>
                 <w:sz w:val="22"/>
               </w:rPr>
-              <w:t>wykład z elementami dyskusji z prezentacją multimedialną; rozwiązywanie zadań; analiza przypadków; badania symulacyjne; Kryteria oceny; Laboratorium/; - pozytywna ocena za mikroprojekty,; - pozytywna ocena za ćwiczenia laboratoryjne,; - egzamin pisemny składający się z co najwyżej dziesięciu zadań</w:t>
+              <w:t>egzamin pisemny z zadaniami problemowymi; ocena pracy podczas ćwiczenia; raport z wykonanego zadania</w:t>
             </w:r>
           </w:p>
         </w:tc>
@@ -6020,7 +5931,7 @@
                 <w:i w:val="0"/>
                 <w:sz w:val="22"/>
               </w:rPr>
-              <w:t>wykład z elementami dyskusji z prezentacją multimedialną; rozwiązywanie zadań; analiza przypadków; badania symulacyjne; Kryteria oceny; Laboratorium/; - pozytywna ocena za mikroprojekty,; - pozytywna ocena za ćwiczenia laboratoryjne,; - egzamin pisemny składający się z co najwyżej dziesięciu zadań</w:t>
+              <w:t>egzamin pisemny z zadaniami problemowymi; ocena pracy podczas ćwiczenia; raport z wykonanego zadania</w:t>
             </w:r>
           </w:p>
         </w:tc>
@@ -6078,7 +5989,7 @@
                 <w:i w:val="0"/>
                 <w:sz w:val="22"/>
               </w:rPr>
-              <w:t>wykład z elementami dyskusji z prezentacją multimedialną; rozwiązywanie zadań; analiza przypadków; badania symulacyjne; Kryteria oceny; Laboratorium/; - pozytywna ocena za mikroprojekty,; - pozytywna ocena za ćwiczenia laboratoryjne,; - egzamin pisemny składający się z co najwyżej dziesięciu zadań</w:t>
+              <w:t>egzamin pisemny z zadaniami problemowymi; ocena pracy podczas ćwiczenia; raport z wykonanego zadania</w:t>
             </w:r>
           </w:p>
         </w:tc>
@@ -6136,7 +6047,7 @@
                 <w:i w:val="0"/>
                 <w:sz w:val="22"/>
               </w:rPr>
-              <w:t>wykład z elementami dyskusji z prezentacją multimedialną; rozwiązywanie zadań; analiza przypadków; badania symulacyjne; Kryteria oceny; Laboratorium/; - pozytywna ocena za mikroprojekty,; - pozytywna ocena za ćwiczenia laboratoryjne,; - egzamin pisemny składający się z co najwyżej dziesięciu zadań</w:t>
+              <w:t>egzamin pisemny z zadaniami problemowymi; ocena pracy podczas ćwiczenia; raport z wykonanego zadania</w:t>
             </w:r>
           </w:p>
         </w:tc>
@@ -6194,7 +6105,7 @@
                 <w:i w:val="0"/>
                 <w:sz w:val="22"/>
               </w:rPr>
-              <w:t>wykład z elementami dyskusji z prezentacją multimedialną; rozwiązywanie zadań; analiza przypadków; badania symulacyjne; Kryteria oceny; Laboratorium/; - pozytywna ocena za mikroprojekty,; - pozytywna ocena za ćwiczenia laboratoryjne,; - egzamin pisemny składający się z co najwyżej dziesięciu zadań</w:t>
+              <w:t>egzamin pisemny z zadaniami problemowymi; ocena pracy podczas ćwiczenia; raport z wykonanego zadania</w:t>
             </w:r>
           </w:p>
         </w:tc>
@@ -6252,7 +6163,7 @@
                 <w:i w:val="0"/>
                 <w:sz w:val="22"/>
               </w:rPr>
-              <w:t>wykład z elementami dyskusji z prezentacją multimedialną; rozwiązywanie zadań; analiza przypadków; badania symulacyjne; Kryteria oceny; Laboratorium/; - pozytywna ocena za mikroprojekty,; - pozytywna ocena za ćwiczenia laboratoryjne,; - egzamin pisemny składający się z co najwyżej dziesięciu zadań</w:t>
+              <w:t>egzamin pisemny z zadaniami problemowymi; ocena pracy podczas ćwiczenia; raport z wykonanego zadania</w:t>
             </w:r>
           </w:p>
         </w:tc>
@@ -6310,7 +6221,7 @@
                 <w:i w:val="0"/>
                 <w:sz w:val="22"/>
               </w:rPr>
-              <w:t>wykład z elementami dyskusji z prezentacją multimedialną; rozwiązywanie zadań; analiza przypadków; badania symulacyjne; Kryteria oceny; Laboratorium/; - pozytywna ocena za mikroprojekty,; - pozytywna ocena za ćwiczenia laboratoryjne,; - egzamin pisemny składający się z co najwyżej dziesięciu zadań</w:t>
+              <w:t>egzamin pisemny z zadaniami problemowymi; ocena pracy podczas ćwiczenia; raport z wykonanego zadania</w:t>
             </w:r>
           </w:p>
         </w:tc>
@@ -6368,7 +6279,7 @@
                 <w:i w:val="0"/>
                 <w:sz w:val="22"/>
               </w:rPr>
-              <w:t>wykład z elementami dyskusji z prezentacją multimedialną; rozwiązywanie zadań; analiza przypadków; badania symulacyjne; Kryteria oceny; Laboratorium/; - pozytywna ocena za mikroprojekty,; - pozytywna ocena za ćwiczenia laboratoryjne,; - egzamin pisemny składający się z co najwyżej dziesięciu zadań</w:t>
+              <w:t>egzamin pisemny z zadaniami problemowymi; ocena pracy podczas ćwiczenia; raport z wykonanego zadania</w:t>
             </w:r>
           </w:p>
         </w:tc>
@@ -6426,7 +6337,7 @@
                 <w:i w:val="0"/>
                 <w:sz w:val="22"/>
               </w:rPr>
-              <w:t>wykład z elementami dyskusji z prezentacją multimedialną; rozwiązywanie zadań; analiza przypadków; badania symulacyjne; Kryteria oceny; Laboratorium/; - pozytywna ocena za mikroprojekty,; - pozytywna ocena za ćwiczenia laboratoryjne,; - egzamin pisemny składający się z co najwyżej dziesięciu zadań</w:t>
+              <w:t>egzamin pisemny z zadaniami problemowymi; ocena pracy podczas ćwiczenia; raport z wykonanego zadania</w:t>
             </w:r>
           </w:p>
         </w:tc>
@@ -6484,7 +6395,7 @@
                 <w:i w:val="0"/>
                 <w:sz w:val="22"/>
               </w:rPr>
-              <w:t>wykład z elementami dyskusji z prezentacją multimedialną; rozwiązywanie zadań; analiza przypadków; badania symulacyjne; Kryteria oceny; Laboratorium/; - pozytywna ocena za mikroprojekty,; - pozytywna ocena za ćwiczenia laboratoryjne,; - egzamin pisemny składający się z co najwyżej dziesięciu zadań</w:t>
+              <w:t>egzamin pisemny z zadaniami problemowymi; ocena pracy podczas ćwiczenia; raport z wykonanego zadania</w:t>
             </w:r>
           </w:p>
         </w:tc>
@@ -6542,7 +6453,7 @@
                 <w:i w:val="0"/>
                 <w:sz w:val="22"/>
               </w:rPr>
-              <w:t>wykład z elementami dyskusji z prezentacją multimedialną; rozwiązywanie zadań; analiza przypadków; badania symulacyjne; Kryteria oceny; Laboratorium/; - pozytywna ocena za mikroprojekty,; - pozytywna ocena za ćwiczenia laboratoryjne,; - egzamin pisemny składający się z co najwyżej dziesięciu zadań</w:t>
+              <w:t>egzamin pisemny z zadaniami problemowymi; ocena pracy podczas ćwiczenia; raport z wykonanego zadania</w:t>
             </w:r>
           </w:p>
         </w:tc>
@@ -6600,7 +6511,7 @@
                 <w:i w:val="0"/>
                 <w:sz w:val="22"/>
               </w:rPr>
-              <w:t>wykład z elementami dyskusji z prezentacją multimedialną; rozwiązywanie zadań; analiza przypadków; badania symulacyjne; Kryteria oceny; Laboratorium/; - pozytywna ocena za mikroprojekty,; - pozytywna ocena za ćwiczenia laboratoryjne,; - egzamin pisemny składający się z co najwyżej dziesięciu zadań</w:t>
+              <w:t>egzamin pisemny z zadaniami problemowymi; ocena pracy podczas ćwiczenia; raport z wykonanego zadania</w:t>
             </w:r>
           </w:p>
         </w:tc>
@@ -6658,7 +6569,7 @@
                 <w:i w:val="0"/>
                 <w:sz w:val="22"/>
               </w:rPr>
-              <w:t>wykład z elementami dyskusji z prezentacją multimedialną; rozwiązywanie zadań; analiza przypadków; badania symulacyjne; Kryteria oceny; Laboratorium/; - pozytywna ocena za mikroprojekty,; - pozytywna ocena za ćwiczenia laboratoryjne,; - egzamin pisemny składający się z co najwyżej dziesięciu zadań</w:t>
+              <w:t>egzamin pisemny z zadaniami problemowymi; ocena pracy podczas ćwiczenia; raport z wykonanego zadania</w:t>
             </w:r>
           </w:p>
         </w:tc>
@@ -6716,7 +6627,7 @@
                 <w:i w:val="0"/>
                 <w:sz w:val="22"/>
               </w:rPr>
-              <w:t>wykład z elementami dyskusji z prezentacją multimedialną; rozwiązywanie zadań; analiza przypadków; badania symulacyjne; Kryteria oceny; Laboratorium/; - pozytywna ocena za mikroprojekty,; - pozytywna ocena za ćwiczenia laboratoryjne,; - egzamin pisemny składający się z co najwyżej dziesięciu zadań</w:t>
+              <w:t>egzamin pisemny z zadaniami problemowymi; ocena pracy podczas ćwiczenia; raport z wykonanego zadania</w:t>
             </w:r>
           </w:p>
         </w:tc>
@@ -6774,7 +6685,7 @@
                 <w:i w:val="0"/>
                 <w:sz w:val="22"/>
               </w:rPr>
-              <w:t>wykład z elementami dyskusji z prezentacją multimedialną; rozwiązywanie zadań; analiza przypadków; badania symulacyjne; Kryteria oceny; Laboratorium/; - pozytywna ocena za mikroprojekty,; - pozytywna ocena za ćwiczenia laboratoryjne,; - egzamin pisemny składający się z co najwyżej dziesięciu zadań</w:t>
+              <w:t>egzamin pisemny z zadaniami problemowymi; ocena pracy podczas ćwiczenia; raport z wykonanego zadania</w:t>
             </w:r>
           </w:p>
         </w:tc>
@@ -6832,7 +6743,7 @@
                 <w:i w:val="0"/>
                 <w:sz w:val="22"/>
               </w:rPr>
-              <w:t>wykład z elementami dyskusji z prezentacją multimedialną; rozwiązywanie zadań; analiza przypadków; badania symulacyjne; Kryteria oceny; Laboratorium/; - pozytywna ocena za mikroprojekty,; - pozytywna ocena za ćwiczenia laboratoryjne,; - egzamin pisemny składający się z co najwyżej dziesięciu zadań</w:t>
+              <w:t>egzamin pisemny z zadaniami problemowymi; ocena pracy podczas ćwiczenia; raport z wykonanego zadania</w:t>
             </w:r>
           </w:p>
         </w:tc>
@@ -6890,7 +6801,7 @@
                 <w:i w:val="0"/>
                 <w:sz w:val="22"/>
               </w:rPr>
-              <w:t>wykład z elementami dyskusji z prezentacją multimedialną; rozwiązywanie zadań; analiza przypadków; badania symulacyjne; Kryteria oceny; Laboratorium/; - pozytywna ocena za mikroprojekty,; - pozytywna ocena za ćwiczenia laboratoryjne,; - egzamin pisemny składający się z co najwyżej dziesięciu zadań</w:t>
+              <w:t>egzamin pisemny z zadaniami problemowymi; ocena pracy podczas ćwiczenia; raport z wykonanego zadania</w:t>
             </w:r>
           </w:p>
         </w:tc>
@@ -6948,7 +6859,7 @@
                 <w:i w:val="0"/>
                 <w:sz w:val="22"/>
               </w:rPr>
-              <w:t>wykład z elementami dyskusji z prezentacją multimedialną; rozwiązywanie zadań; analiza przypadków; badania symulacyjne; Kryteria oceny; Laboratorium/; - pozytywna ocena za mikroprojekty,; - pozytywna ocena za ćwiczenia laboratoryjne,; - egzamin pisemny składający się z co najwyżej dziesięciu zadań</w:t>
+              <w:t>egzamin pisemny z zadaniami problemowymi; ocena pracy podczas ćwiczenia; raport z wykonanego zadania</w:t>
             </w:r>
           </w:p>
         </w:tc>
@@ -7006,7 +6917,7 @@
                 <w:i w:val="0"/>
                 <w:sz w:val="22"/>
               </w:rPr>
-              <w:t>wykład z elementami dyskusji z prezentacją multimedialną; rozwiązywanie zadań; analiza przypadków; badania symulacyjne; Kryteria oceny; Laboratorium/; - pozytywna ocena za mikroprojekty,; - pozytywna ocena za ćwiczenia laboratoryjne,; - egzamin pisemny składający się z co najwyżej dziesięciu zadań</w:t>
+              <w:t>egzamin pisemny z zadaniami problemowymi; ocena pracy podczas ćwiczenia; raport z wykonanego zadania</w:t>
             </w:r>
           </w:p>
         </w:tc>
@@ -7064,7 +6975,7 @@
                 <w:i w:val="0"/>
                 <w:sz w:val="22"/>
               </w:rPr>
-              <w:t>wykład z elementami dyskusji z prezentacją multimedialną; rozwiązywanie zadań; analiza przypadków; badania symulacyjne; Kryteria oceny; Laboratorium/; - pozytywna ocena za mikroprojekty,; - pozytywna ocena za ćwiczenia laboratoryjne,; - egzamin pisemny składający się z co najwyżej dziesięciu zadań</w:t>
+              <w:t>egzamin pisemny z zadaniami problemowymi; ocena pracy podczas ćwiczenia; raport z wykonanego zadania</w:t>
             </w:r>
           </w:p>
         </w:tc>
@@ -7122,7 +7033,7 @@
                 <w:i w:val="0"/>
                 <w:sz w:val="22"/>
               </w:rPr>
-              <w:t>wykład z elementami dyskusji z prezentacją multimedialną; rozwiązywanie zadań; analiza przypadków; badania symulacyjne; Kryteria oceny; Laboratorium/; - pozytywna ocena za mikroprojekty,; - pozytywna ocena za ćwiczenia laboratoryjne,; - egzamin pisemny składający się z co najwyżej dziesięciu zadań</w:t>
+              <w:t>egzamin pisemny z zadaniami problemowymi; ocena pracy podczas ćwiczenia; raport z wykonanego zadania</w:t>
             </w:r>
           </w:p>
         </w:tc>
@@ -7180,7 +7091,7 @@
                 <w:i w:val="0"/>
                 <w:sz w:val="22"/>
               </w:rPr>
-              <w:t>wykład z elementami dyskusji z prezentacją multimedialną; rozwiązywanie zadań; analiza przypadków; badania symulacyjne; Kryteria oceny; Laboratorium/; - pozytywna ocena za mikroprojekty,; - pozytywna ocena za ćwiczenia laboratoryjne,; - egzamin pisemny składający się z co najwyżej dziesięciu zadań</w:t>
+              <w:t>egzamin pisemny z zadaniami problemowymi; ocena pracy podczas ćwiczenia; raport z wykonanego zadania</w:t>
             </w:r>
           </w:p>
         </w:tc>
@@ -7238,7 +7149,7 @@
                 <w:i w:val="0"/>
                 <w:sz w:val="22"/>
               </w:rPr>
-              <w:t>wykład z elementami dyskusji z prezentacją multimedialną; rozwiązywanie zadań; analiza przypadków; badania symulacyjne; Kryteria oceny; Laboratorium/; - pozytywna ocena za mikroprojekty,; - pozytywna ocena za ćwiczenia laboratoryjne,; - egzamin pisemny składający się z co najwyżej dziesięciu zadań</w:t>
+              <w:t>egzamin pisemny z zadaniami problemowymi; ocena pracy podczas ćwiczenia; raport z wykonanego zadania</w:t>
             </w:r>
           </w:p>
         </w:tc>
@@ -7296,7 +7207,7 @@
                 <w:i w:val="0"/>
                 <w:sz w:val="22"/>
               </w:rPr>
-              <w:t>wykład z elementami dyskusji z prezentacją multimedialną; rozwiązywanie zadań; analiza przypadków; badania symulacyjne; Kryteria oceny; Laboratorium/; - pozytywna ocena za mikroprojekty,; - pozytywna ocena za ćwiczenia laboratoryjne,; - egzamin pisemny składający się z co najwyżej dziesięciu zadań</w:t>
+              <w:t>egzamin pisemny z zadaniami problemowymi; ocena pracy podczas ćwiczenia; raport z wykonanego zadania</w:t>
             </w:r>
           </w:p>
         </w:tc>
@@ -7354,7 +7265,7 @@
                 <w:i w:val="0"/>
                 <w:sz w:val="22"/>
               </w:rPr>
-              <w:t>wykład z elementami dyskusji z prezentacją multimedialną; rozwiązywanie zadań; analiza przypadków; badania symulacyjne; Kryteria oceny; Laboratorium/; - pozytywna ocena za mikroprojekty,; - pozytywna ocena za ćwiczenia laboratoryjne,; - egzamin pisemny składający się z co najwyżej dziesięciu zadań</w:t>
+              <w:t>egzamin pisemny z zadaniami problemowymi; ocena pracy podczas ćwiczenia; raport z wykonanego zadania</w:t>
             </w:r>
           </w:p>
         </w:tc>
@@ -7412,7 +7323,7 @@
                 <w:i w:val="0"/>
                 <w:sz w:val="22"/>
               </w:rPr>
-              <w:t>wykład z elementami dyskusji z prezentacją multimedialną; rozwiązywanie zadań; analiza przypadków; badania symulacyjne; Kryteria oceny; Laboratorium/; - pozytywna ocena za mikroprojekty,; - pozytywna ocena za ćwiczenia laboratoryjne,; - egzamin pisemny składający się z co najwyżej dziesięciu zadań</w:t>
+              <w:t>egzamin pisemny z zadaniami problemowymi; ocena pracy podczas ćwiczenia; raport z wykonanego zadania</w:t>
             </w:r>
           </w:p>
         </w:tc>
@@ -7470,7 +7381,7 @@
                 <w:i w:val="0"/>
                 <w:sz w:val="22"/>
               </w:rPr>
-              <w:t>wykład z elementami dyskusji z prezentacją multimedialną; rozwiązywanie zadań; analiza przypadków; badania symulacyjne; Kryteria oceny; Laboratorium/; - pozytywna ocena za mikroprojekty,; - pozytywna ocena za ćwiczenia laboratoryjne,; - egzamin pisemny składający się z co najwyżej dziesięciu zadań</w:t>
+              <w:t>egzamin pisemny z zadaniami problemowymi; ocena pracy podczas ćwiczenia; raport z wykonanego zadania</w:t>
             </w:r>
           </w:p>
         </w:tc>
@@ -7528,7 +7439,7 @@
                 <w:i w:val="0"/>
                 <w:sz w:val="22"/>
               </w:rPr>
-              <w:t>wykład z elementami dyskusji z prezentacją multimedialną; rozwiązywanie zadań; analiza przypadków; badania symulacyjne; Kryteria oceny; Laboratorium/; - pozytywna ocena za mikroprojekty,; - pozytywna ocena za ćwiczenia laboratoryjne,; - egzamin pisemny składający się z co najwyżej dziesięciu zadań</w:t>
+              <w:t>egzamin pisemny z zadaniami problemowymi; ocena pracy podczas ćwiczenia; raport z wykonanego zadania</w:t>
             </w:r>
           </w:p>
         </w:tc>
@@ -7586,7 +7497,7 @@
                 <w:i w:val="0"/>
                 <w:sz w:val="22"/>
               </w:rPr>
-              <w:t>wykład z elementami dyskusji z prezentacją multimedialną; rozwiązywanie zadań; analiza przypadków; badania symulacyjne; Kryteria oceny; Laboratorium/; - pozytywna ocena za mikroprojekty,; - pozytywna ocena za ćwiczenia laboratoryjne,; - egzamin pisemny składający się z co najwyżej dziesięciu zadań</w:t>
+              <w:t>egzamin pisemny z zadaniami problemowymi; ocena pracy podczas ćwiczenia; raport z wykonanego zadania</w:t>
             </w:r>
           </w:p>
         </w:tc>
@@ -7644,7 +7555,7 @@
                 <w:i w:val="0"/>
                 <w:sz w:val="22"/>
               </w:rPr>
-              <w:t>wykład z elementami dyskusji z prezentacją multimedialną; rozwiązywanie zadań; analiza przypadków; badania symulacyjne; Kryteria oceny; Laboratorium/; - pozytywna ocena za mikroprojekty,; - pozytywna ocena za ćwiczenia laboratoryjne,; - egzamin pisemny składający się z co najwyżej dziesięciu zadań</w:t>
+              <w:t>egzamin pisemny z zadaniami problemowymi; ocena pracy podczas ćwiczenia; raport z wykonanego zadania</w:t>
             </w:r>
           </w:p>
         </w:tc>
@@ -7702,7 +7613,7 @@
                 <w:i w:val="0"/>
                 <w:sz w:val="22"/>
               </w:rPr>
-              <w:t>wykład z elementami dyskusji z prezentacją multimedialną; rozwiązywanie zadań; analiza przypadków; badania symulacyjne; Kryteria oceny; Laboratorium/; - pozytywna ocena za mikroprojekty,; - pozytywna ocena za ćwiczenia laboratoryjne,; - egzamin pisemny składający się z co najwyżej dziesięciu zadań</w:t>
+              <w:t>egzamin pisemny z zadaniami problemowymi; ocena pracy podczas ćwiczenia; raport z wykonanego zadania</w:t>
             </w:r>
           </w:p>
         </w:tc>
@@ -7760,7 +7671,7 @@
                 <w:i w:val="0"/>
                 <w:sz w:val="22"/>
               </w:rPr>
-              <w:t>wykład z elementami dyskusji z prezentacją multimedialną; rozwiązywanie zadań; analiza przypadków; badania symulacyjne; Kryteria oceny; Laboratorium/; - pozytywna ocena za mikroprojekty,; - pozytywna ocena za ćwiczenia laboratoryjne,; - egzamin pisemny składający się z co najwyżej dziesięciu zadań</w:t>
+              <w:t>egzamin pisemny z zadaniami problemowymi; ocena pracy podczas ćwiczenia; raport z wykonanego zadania</w:t>
             </w:r>
           </w:p>
         </w:tc>
@@ -7818,7 +7729,7 @@
                 <w:i w:val="0"/>
                 <w:sz w:val="22"/>
               </w:rPr>
-              <w:t>wykład z elementami dyskusji z prezentacją multimedialną; rozwiązywanie zadań; analiza przypadków; badania symulacyjne; Kryteria oceny; Laboratorium/; - pozytywna ocena za mikroprojekty,; - pozytywna ocena za ćwiczenia laboratoryjne,; - egzamin pisemny składający się z co najwyżej dziesięciu zadań</w:t>
+              <w:t>egzamin pisemny z zadaniami problemowymi; ocena pracy podczas ćwiczenia; raport z wykonanego zadania</w:t>
             </w:r>
           </w:p>
         </w:tc>
@@ -7876,7 +7787,7 @@
                 <w:i w:val="0"/>
                 <w:sz w:val="22"/>
               </w:rPr>
-              <w:t>wykład z elementami dyskusji z prezentacją multimedialną; rozwiązywanie zadań; analiza przypadków; badania symulacyjne; Kryteria oceny; Laboratorium/; - pozytywna ocena za mikroprojekty,; - pozytywna ocena za ćwiczenia laboratoryjne,; - egzamin pisemny składający się z co najwyżej dziesięciu zadań</w:t>
+              <w:t>egzamin pisemny z zadaniami problemowymi; ocena pracy podczas ćwiczenia; raport z wykonanego zadania</w:t>
             </w:r>
           </w:p>
         </w:tc>
@@ -7934,7 +7845,7 @@
                 <w:i w:val="0"/>
                 <w:sz w:val="22"/>
               </w:rPr>
-              <w:t>wykład z elementami dyskusji z prezentacją multimedialną; rozwiązywanie zadań; analiza przypadków; badania symulacyjne; Kryteria oceny; Laboratorium/; - pozytywna ocena za mikroprojekty,; - pozytywna ocena za ćwiczenia laboratoryjne,; - egzamin pisemny składający się z co najwyżej dziesięciu zadań</w:t>
+              <w:t>egzamin pisemny z zadaniami problemowymi; ocena pracy podczas ćwiczenia; raport z wykonanego zadania</w:t>
             </w:r>
           </w:p>
         </w:tc>
@@ -7992,7 +7903,7 @@
                 <w:i w:val="0"/>
                 <w:sz w:val="22"/>
               </w:rPr>
-              <w:t>wykład z elementami dyskusji z prezentacją multimedialną; rozwiązywanie zadań; analiza przypadków; badania symulacyjne; Kryteria oceny; Laboratorium/; - pozytywna ocena za mikroprojekty,; - pozytywna ocena za ćwiczenia laboratoryjne,; - egzamin pisemny składający się z co najwyżej dziesięciu zadań</w:t>
+              <w:t>egzamin pisemny z zadaniami problemowymi; ocena pracy podczas ćwiczenia; raport z wykonanego zadania</w:t>
             </w:r>
           </w:p>
         </w:tc>
@@ -8050,7 +7961,7 @@
                 <w:i w:val="0"/>
                 <w:sz w:val="22"/>
               </w:rPr>
-              <w:t>wykład z elementami dyskusji z prezentacją multimedialną; rozwiązywanie zadań; analiza przypadków; badania symulacyjne; Kryteria oceny; Laboratorium/; - pozytywna ocena za mikroprojekty,; - pozytywna ocena za ćwiczenia laboratoryjne,; - egzamin pisemny składający się z co najwyżej dziesięciu zadań</w:t>
+              <w:t>egzamin pisemny z zadaniami problemowymi; ocena pracy podczas ćwiczenia; raport z wykonanego zadania</w:t>
             </w:r>
           </w:p>
         </w:tc>
@@ -8108,7 +8019,7 @@
                 <w:i w:val="0"/>
                 <w:sz w:val="22"/>
               </w:rPr>
-              <w:t>wykład z elementami dyskusji z prezentacją multimedialną; rozwiązywanie zadań; analiza przypadków; badania symulacyjne; Kryteria oceny; Laboratorium/; - pozytywna ocena za mikroprojekty,; - pozytywna ocena za ćwiczenia laboratoryjne,; - egzamin pisemny składający się z co najwyżej dziesięciu zadań</w:t>
+              <w:t>egzamin pisemny z zadaniami problemowymi; ocena pracy podczas ćwiczenia; raport z wykonanego zadania</w:t>
             </w:r>
           </w:p>
         </w:tc>
@@ -8166,7 +8077,7 @@
                 <w:i w:val="0"/>
                 <w:sz w:val="22"/>
               </w:rPr>
-              <w:t>wykład z elementami dyskusji z prezentacją multimedialną; rozwiązywanie zadań; analiza przypadków; badania symulacyjne; Kryteria oceny; Laboratorium/; - pozytywna ocena za mikroprojekty,; - pozytywna ocena za ćwiczenia laboratoryjne,; - egzamin pisemny składający się z co najwyżej dziesięciu zadań</w:t>
+              <w:t>egzamin pisemny z zadaniami problemowymi; ocena pracy podczas ćwiczenia; raport z wykonanego zadania</w:t>
             </w:r>
           </w:p>
         </w:tc>
@@ -8224,7 +8135,7 @@
                 <w:i w:val="0"/>
                 <w:sz w:val="22"/>
               </w:rPr>
-              <w:t>wykład z elementami dyskusji z prezentacją multimedialną; rozwiązywanie zadań; analiza przypadków; badania symulacyjne; Kryteria oceny; Laboratorium/; - pozytywna ocena za mikroprojekty,; - pozytywna ocena za ćwiczenia laboratoryjne,; - egzamin pisemny składający się z co najwyżej dziesięciu zadań</w:t>
+              <w:t>egzamin pisemny z zadaniami problemowymi; ocena pracy podczas ćwiczenia; raport z wykonanego zadania</w:t>
             </w:r>
           </w:p>
         </w:tc>
@@ -8282,7 +8193,7 @@
                 <w:i w:val="0"/>
                 <w:sz w:val="22"/>
               </w:rPr>
-              <w:t>wykład z elementami dyskusji z prezentacją multimedialną; rozwiązywanie zadań; analiza przypadków; badania symulacyjne; Kryteria oceny; Laboratorium/; - pozytywna ocena za mikroprojekty,; - pozytywna ocena za ćwiczenia laboratoryjne,; - egzamin pisemny składający się z co najwyżej dziesięciu zadań</w:t>
+              <w:t>egzamin pisemny z zadaniami problemowymi; ocena pracy podczas ćwiczenia; raport z wykonanego zadania</w:t>
             </w:r>
           </w:p>
         </w:tc>
@@ -8340,7 +8251,7 @@
                 <w:i w:val="0"/>
                 <w:sz w:val="22"/>
               </w:rPr>
-              <w:t>wykład z elementami dyskusji z prezentacją multimedialną; rozwiązywanie zadań; analiza przypadków; badania symulacyjne; Kryteria oceny; Laboratorium/; - pozytywna ocena za mikroprojekty,; - pozytywna ocena za ćwiczenia laboratoryjne,; - egzamin pisemny składający się z co najwyżej dziesięciu zadań</w:t>
+              <w:t>egzamin pisemny z zadaniami problemowymi; ocena pracy podczas ćwiczenia; raport z wykonanego zadania</w:t>
             </w:r>
           </w:p>
         </w:tc>
@@ -8398,7 +8309,7 @@
                 <w:i w:val="0"/>
                 <w:sz w:val="22"/>
               </w:rPr>
-              <w:t>wykład z elementami dyskusji z prezentacją multimedialną; rozwiązywanie zadań; analiza przypadków; badania symulacyjne; Kryteria oceny; Laboratorium/; - pozytywna ocena za mikroprojekty,; - pozytywna ocena za ćwiczenia laboratoryjne,; - egzamin pisemny składający się z co najwyżej dziesięciu zadań</w:t>
+              <w:t>egzamin pisemny z zadaniami problemowymi; ocena pracy podczas ćwiczenia; raport z wykonanego zadania</w:t>
             </w:r>
           </w:p>
         </w:tc>
@@ -8456,7 +8367,7 @@
                 <w:i w:val="0"/>
                 <w:sz w:val="22"/>
               </w:rPr>
-              <w:t>wykład z elementami dyskusji z prezentacją multimedialną; rozwiązywanie zadań; analiza przypadków; badania symulacyjne; Kryteria oceny; Laboratorium/; - pozytywna ocena za mikroprojekty,; - pozytywna ocena za ćwiczenia laboratoryjne,; - egzamin pisemny składający się z co najwyżej dziesięciu zadań</w:t>
+              <w:t>egzamin pisemny z zadaniami problemowymi; ocena pracy podczas ćwiczenia; raport z wykonanego zadania</w:t>
             </w:r>
           </w:p>
         </w:tc>
@@ -8514,7 +8425,7 @@
                 <w:i w:val="0"/>
                 <w:sz w:val="22"/>
               </w:rPr>
-              <w:t>wykład z elementami dyskusji z prezentacją multimedialną; rozwiązywanie zadań; analiza przypadków; badania symulacyjne; Kryteria oceny; Laboratorium/; - pozytywna ocena za mikroprojekty,; - pozytywna ocena za ćwiczenia laboratoryjne,; - egzamin pisemny składający się z co najwyżej dziesięciu zadań</w:t>
+              <w:t>egzamin pisemny z zadaniami problemowymi; ocena pracy podczas ćwiczenia; raport z wykonanego zadania</w:t>
             </w:r>
           </w:p>
         </w:tc>
@@ -8572,7 +8483,7 @@
                 <w:i w:val="0"/>
                 <w:sz w:val="22"/>
               </w:rPr>
-              <w:t>wykład z elementami dyskusji z prezentacją multimedialną; rozwiązywanie zadań; analiza przypadków; badania symulacyjne; Kryteria oceny; Laboratorium/; - pozytywna ocena za mikroprojekty,; - pozytywna ocena za ćwiczenia laboratoryjne,; - egzamin pisemny składający się z co najwyżej dziesięciu zadań</w:t>
+              <w:t>egzamin pisemny z zadaniami problemowymi; ocena pracy podczas ćwiczenia; raport z wykonanego zadania</w:t>
             </w:r>
           </w:p>
         </w:tc>
@@ -8630,7 +8541,7 @@
                 <w:i w:val="0"/>
                 <w:sz w:val="22"/>
               </w:rPr>
-              <w:t>wykład z elementami dyskusji z prezentacją multimedialną; rozwiązywanie zadań; analiza przypadków; badania symulacyjne; Kryteria oceny; Laboratorium/; - pozytywna ocena za mikroprojekty,; - pozytywna ocena za ćwiczenia laboratoryjne,; - egzamin pisemny składający się z co najwyżej dziesięciu zadań</w:t>
+              <w:t>egzamin pisemny z zadaniami problemowymi; ocena pracy podczas ćwiczenia; raport z wykonanego zadania</w:t>
             </w:r>
           </w:p>
         </w:tc>
@@ -8688,7 +8599,7 @@
                 <w:i w:val="0"/>
                 <w:sz w:val="22"/>
               </w:rPr>
-              <w:t>wykład z elementami dyskusji z prezentacją multimedialną; rozwiązywanie zadań; analiza przypadków; badania symulacyjne; Kryteria oceny; Laboratorium/; - pozytywna ocena za mikroprojekty,; - pozytywna ocena za ćwiczenia laboratoryjne,; - egzamin pisemny składający się z co najwyżej dziesięciu zadań</w:t>
+              <w:t>egzamin pisemny z zadaniami problemowymi; ocena pracy podczas ćwiczenia; raport z wykonanego zadania</w:t>
             </w:r>
           </w:p>
         </w:tc>
@@ -8746,7 +8657,7 @@
                 <w:i w:val="0"/>
                 <w:sz w:val="22"/>
               </w:rPr>
-              <w:t>wykład z elementami dyskusji z prezentacją multimedialną; rozwiązywanie zadań; analiza przypadków; badania symulacyjne; Kryteria oceny; Laboratorium/; - pozytywna ocena za mikroprojekty,; - pozytywna ocena za ćwiczenia laboratoryjne,; - egzamin pisemny składający się z co najwyżej dziesięciu zadań</w:t>
+              <w:t>egzamin pisemny z zadaniami problemowymi; ocena pracy podczas ćwiczenia; raport z wykonanego zadania</w:t>
             </w:r>
           </w:p>
         </w:tc>
@@ -8804,7 +8715,7 @@
                 <w:i w:val="0"/>
                 <w:sz w:val="22"/>
               </w:rPr>
-              <w:t>wykład z elementami dyskusji z prezentacją multimedialną; rozwiązywanie zadań; analiza przypadków; badania symulacyjne; Kryteria oceny; Laboratorium/; - pozytywna ocena za mikroprojekty,; - pozytywna ocena za ćwiczenia laboratoryjne,; - egzamin pisemny składający się z co najwyżej dziesięciu zadań</w:t>
+              <w:t>egzamin pisemny z zadaniami problemowymi; ocena pracy podczas ćwiczenia; raport z wykonanego zadania</w:t>
             </w:r>
           </w:p>
         </w:tc>
@@ -8862,7 +8773,7 @@
                 <w:i w:val="0"/>
                 <w:sz w:val="22"/>
               </w:rPr>
-              <w:t>wykład z elementami dyskusji z prezentacją multimedialną; rozwiązywanie zadań; analiza przypadków; badania symulacyjne; Kryteria oceny; Laboratorium/; - pozytywna ocena za mikroprojekty,; - pozytywna ocena za ćwiczenia laboratoryjne,; - egzamin pisemny składający się z co najwyżej dziesięciu zadań</w:t>
+              <w:t>egzamin pisemny z zadaniami problemowymi; ocena pracy podczas ćwiczenia; raport z wykonanego zadania</w:t>
             </w:r>
           </w:p>
         </w:tc>
@@ -8920,7 +8831,7 @@
                 <w:i w:val="0"/>
                 <w:sz w:val="22"/>
               </w:rPr>
-              <w:t>wykład z elementami dyskusji z prezentacją multimedialną; rozwiązywanie zadań; analiza przypadków; badania symulacyjne; Kryteria oceny; Laboratorium/; - pozytywna ocena za mikroprojekty,; - pozytywna ocena za ćwiczenia laboratoryjne,; - egzamin pisemny składający się z co najwyżej dziesięciu zadań</w:t>
+              <w:t>egzamin pisemny z zadaniami problemowymi; ocena pracy podczas ćwiczenia; raport z wykonanego zadania</w:t>
             </w:r>
           </w:p>
         </w:tc>
@@ -8978,7 +8889,7 @@
                 <w:i w:val="0"/>
                 <w:sz w:val="22"/>
               </w:rPr>
-              <w:t>wykład z elementami dyskusji z prezentacją multimedialną; rozwiązywanie zadań; analiza przypadków; badania symulacyjne; Kryteria oceny; Laboratorium/; - pozytywna ocena za mikroprojekty,; - pozytywna ocena za ćwiczenia laboratoryjne,; - egzamin pisemny składający się z co najwyżej dziesięciu zadań</w:t>
+              <w:t>egzamin pisemny z zadaniami problemowymi; ocena pracy podczas ćwiczenia; raport z wykonanego zadania</w:t>
             </w:r>
           </w:p>
         </w:tc>
@@ -9036,7 +8947,7 @@
                 <w:i w:val="0"/>
                 <w:sz w:val="22"/>
               </w:rPr>
-              <w:t>wykład z elementami dyskusji z prezentacją multimedialną; rozwiązywanie zadań; analiza przypadków; badania symulacyjne; Kryteria oceny; Laboratorium/; - pozytywna ocena za mikroprojekty,; - pozytywna ocena za ćwiczenia laboratoryjne,; - egzamin pisemny składający się z co najwyżej dziesięciu zadań</w:t>
+              <w:t>egzamin pisemny z zadaniami problemowymi; ocena pracy podczas ćwiczenia; raport z wykonanego zadania</w:t>
             </w:r>
           </w:p>
         </w:tc>
@@ -9094,7 +9005,7 @@
                 <w:i w:val="0"/>
                 <w:sz w:val="22"/>
               </w:rPr>
-              <w:t>wykład z elementami dyskusji z prezentacją multimedialną; rozwiązywanie zadań; analiza przypadków; badania symulacyjne; Kryteria oceny; Laboratorium/; - pozytywna ocena za mikroprojekty,; - pozytywna ocena za ćwiczenia laboratoryjne,; - egzamin pisemny składający się z co najwyżej dziesięciu zadań</w:t>
+              <w:t>egzamin pisemny z zadaniami problemowymi; ocena pracy podczas ćwiczenia; raport z wykonanego zadania</w:t>
             </w:r>
           </w:p>
         </w:tc>
@@ -9152,7 +9063,7 @@
                 <w:i w:val="0"/>
                 <w:sz w:val="22"/>
               </w:rPr>
-              <w:t>wykład z elementami dyskusji z prezentacją multimedialną; rozwiązywanie zadań; analiza przypadków; badania symulacyjne; Kryteria oceny; Laboratorium/; - pozytywna ocena za mikroprojekty,; - pozytywna ocena za ćwiczenia laboratoryjne,; - egzamin pisemny składający się z co najwyżej dziesięciu zadań</w:t>
+              <w:t>egzamin pisemny z zadaniami problemowymi; ocena pracy podczas ćwiczenia; raport z wykonanego zadania</w:t>
             </w:r>
           </w:p>
         </w:tc>
@@ -9210,7 +9121,7 @@
                 <w:i w:val="0"/>
                 <w:sz w:val="22"/>
               </w:rPr>
-              <w:t>wykład z elementami dyskusji z prezentacją multimedialną; rozwiązywanie zadań; analiza przypadków; badania symulacyjne; Kryteria oceny; Laboratorium/; - pozytywna ocena za mikroprojekty,; - pozytywna ocena za ćwiczenia laboratoryjne,; - egzamin pisemny składający się z co najwyżej dziesięciu zadań</w:t>
+              <w:t>egzamin pisemny z zadaniami problemowymi; ocena pracy podczas ćwiczenia; raport z wykonanego zadania</w:t>
             </w:r>
           </w:p>
         </w:tc>
@@ -9268,7 +9179,7 @@
                 <w:i w:val="0"/>
                 <w:sz w:val="22"/>
               </w:rPr>
-              <w:t>wykład z elementami dyskusji z prezentacją multimedialną; rozwiązywanie zadań; analiza przypadków; badania symulacyjne; Kryteria oceny; Laboratorium/; - pozytywna ocena za mikroprojekty,; - pozytywna ocena za ćwiczenia laboratoryjne,; - egzamin pisemny składający się z co najwyżej dziesięciu zadań</w:t>
+              <w:t>egzamin pisemny z zadaniami problemowymi; ocena pracy podczas ćwiczenia; raport z wykonanego zadania</w:t>
             </w:r>
           </w:p>
         </w:tc>
@@ -9326,7 +9237,7 @@
                 <w:i w:val="0"/>
                 <w:sz w:val="22"/>
               </w:rPr>
-              <w:t>wykład z elementami dyskusji z prezentacją multimedialną; rozwiązywanie zadań; analiza przypadków; badania symulacyjne; Kryteria oceny; Laboratorium/; - pozytywna ocena za mikroprojekty,; - pozytywna ocena za ćwiczenia laboratoryjne,; - egzamin pisemny składający się z co najwyżej dziesięciu zadań</w:t>
+              <w:t>egzamin pisemny z zadaniami problemowymi; ocena pracy podczas ćwiczenia; raport z wykonanego zadania</w:t>
             </w:r>
           </w:p>
         </w:tc>
@@ -9384,7 +9295,7 @@
                 <w:i w:val="0"/>
                 <w:sz w:val="22"/>
               </w:rPr>
-              <w:t>wykład z elementami dyskusji z prezentacją multimedialną; rozwiązywanie zadań; analiza przypadków; badania symulacyjne; Kryteria oceny; Laboratorium/; - pozytywna ocena za mikroprojekty,; - pozytywna ocena za ćwiczenia laboratoryjne,; - egzamin pisemny składający się z co najwyżej dziesięciu zadań</w:t>
+              <w:t>egzamin pisemny z zadaniami problemowymi; ocena pracy podczas ćwiczenia; raport z wykonanego zadania</w:t>
             </w:r>
           </w:p>
         </w:tc>
@@ -9442,7 +9353,7 @@
                 <w:i w:val="0"/>
                 <w:sz w:val="22"/>
               </w:rPr>
-              <w:t>wykład z elementami dyskusji z prezentacją multimedialną; rozwiązywanie zadań; analiza przypadków; badania symulacyjne; Kryteria oceny; Laboratorium/; - pozytywna ocena za mikroprojekty,; - pozytywna ocena za ćwiczenia laboratoryjne,; - egzamin pisemny składający się z co najwyżej dziesięciu zadań</w:t>
+              <w:t>egzamin pisemny z zadaniami problemowymi; ocena pracy podczas ćwiczenia; raport z wykonanego zadania</w:t>
             </w:r>
           </w:p>
         </w:tc>
@@ -9500,7 +9411,7 @@
                 <w:i w:val="0"/>
                 <w:sz w:val="22"/>
               </w:rPr>
-              <w:t>wykład z elementami dyskusji z prezentacją multimedialną; rozwiązywanie zadań; analiza przypadków; badania symulacyjne; Kryteria oceny; Laboratorium/; - pozytywna ocena za mikroprojekty,; - pozytywna ocena za ćwiczenia laboratoryjne,; - egzamin pisemny składający się z co najwyżej dziesięciu zadań</w:t>
+              <w:t>egzamin pisemny z zadaniami problemowymi; ocena pracy podczas ćwiczenia; raport z wykonanego zadania</w:t>
             </w:r>
           </w:p>
         </w:tc>
@@ -9558,7 +9469,7 @@
                 <w:i w:val="0"/>
                 <w:sz w:val="22"/>
               </w:rPr>
-              <w:t>wykład z elementami dyskusji z prezentacją multimedialną; rozwiązywanie zadań; analiza przypadków; badania symulacyjne; Kryteria oceny; Laboratorium/; - pozytywna ocena za mikroprojekty,; - pozytywna ocena za ćwiczenia laboratoryjne,; - egzamin pisemny składający się z co najwyżej dziesięciu zadań</w:t>
+              <w:t>egzamin pisemny z zadaniami problemowymi; ocena pracy podczas ćwiczenia; raport z wykonanego zadania</w:t>
             </w:r>
           </w:p>
         </w:tc>
@@ -9616,7 +9527,7 @@
                 <w:i w:val="0"/>
                 <w:sz w:val="22"/>
               </w:rPr>
-              <w:t>wykład z elementami dyskusji z prezentacją multimedialną; rozwiązywanie zadań; analiza przypadków; badania symulacyjne; Kryteria oceny; Laboratorium/; - pozytywna ocena za mikroprojekty,; - pozytywna ocena za ćwiczenia laboratoryjne,; - egzamin pisemny składający się z co najwyżej dziesięciu zadań</w:t>
+              <w:t>egzamin pisemny z zadaniami problemowymi; ocena pracy podczas ćwiczenia; raport z wykonanego zadania</w:t>
             </w:r>
           </w:p>
         </w:tc>
@@ -9674,7 +9585,7 @@
                 <w:i w:val="0"/>
                 <w:sz w:val="22"/>
               </w:rPr>
-              <w:t>wykład z elementami dyskusji z prezentacją multimedialną; rozwiązywanie zadań; analiza przypadków; badania symulacyjne; Kryteria oceny; Laboratorium/; - pozytywna ocena za mikroprojekty,; - pozytywna ocena za ćwiczenia laboratoryjne,; - egzamin pisemny składający się z co najwyżej dziesięciu zadań</w:t>
+              <w:t>egzamin pisemny z zadaniami problemowymi; ocena pracy podczas ćwiczenia; raport z wykonanego zadania</w:t>
             </w:r>
           </w:p>
         </w:tc>
@@ -9732,7 +9643,7 @@
                 <w:i w:val="0"/>
                 <w:sz w:val="22"/>
               </w:rPr>
-              <w:t>wykład z elementami dyskusji z prezentacją multimedialną; rozwiązywanie zadań; analiza przypadków; badania symulacyjne; Kryteria oceny; Laboratorium/; - pozytywna ocena za mikroprojekty,; - pozytywna ocena za ćwiczenia laboratoryjne,; - egzamin pisemny składający się z co najwyżej dziesięciu zadań</w:t>
+              <w:t>egzamin pisemny z zadaniami problemowymi; ocena pracy podczas ćwiczenia; raport z wykonanego zadania</w:t>
             </w:r>
           </w:p>
         </w:tc>
